--- a/templates/monimoi/apofasi/aimodosias.docx
+++ b/templates/monimoi/apofasi/aimodosias.docx
@@ -829,7 +829,9 @@
           <w:sz w:val="22"/>
           <w:szCs w:val="22"/>
         </w:rPr>
-        <w:t xml:space="preserve">) «Κύρωση του Κώδικα Κατάστασης Δημοσίων Πολιτικών Διοικητικών Υπαλλήλων και Υπαλλήλων Ν.Π.Δ.Δ.»                                                                                     2. Την </w:t>
+        <w:t xml:space="preserve">) «Κύρωση του Κώδικα Κατάστασης Δημοσίων Πολιτικών Διοικητικών Υπαλλήλων και Υπαλλήλων Ν.Π.Δ.Δ.»</w:t>
+        <w:br/>
+        <w:t xml:space="preserve">2. Την </w:t>
       </w:r>
       <w:proofErr w:type="spellStart"/>
       <w:r>
@@ -874,15 +876,19 @@
           <w:sz w:val="22"/>
           <w:szCs w:val="22"/>
         </w:rPr>
-        <w:t xml:space="preserve"> «Διευκρινήσεις για τη χορήγηση αδειών στους δημοσίους υπαλλήλους βάσει του νέου Υπαλληλικού Κώδικα».                                                                          </w:t>
-      </w:r>
-      <w:r>
-        <w:rPr>
-          <w:rFonts w:ascii="Calibri" w:hAnsi="Calibri" w:cstheme="minorHAnsi"/>
-          <w:sz w:val="22"/>
-          <w:szCs w:val="22"/>
-        </w:rPr>
-        <w:t xml:space="preserve">3. Την με αρίθμ.Φ.351.5/43/67822/Δ1/5-5-2014 του ΥΠΑΙΘ «Άδειες εκπαιδευτικών Πρωτοβάθμιας και Δευτεροβάθμιας Εκπαίδευσης»                                                                                                                                                          4.</w:t>
+        <w:t xml:space="preserve"> «Διευκρινήσεις για τη χορήγηση αδειών στους δημοσίους υπαλλήλους βάσει του νέου Υπαλληλικού Κώδικα».</w:t>
+        <w:br/>
+        <w:t xml:space="preserve"/>
+      </w:r>
+      <w:r>
+        <w:rPr>
+          <w:rFonts w:ascii="Calibri" w:hAnsi="Calibri" w:cstheme="minorHAnsi"/>
+          <w:sz w:val="22"/>
+          <w:szCs w:val="22"/>
+        </w:rPr>
+        <w:t xml:space="preserve">3. Την με αρίθμ.Φ.351.5/43/67822/Δ1/5-5-2014 του ΥΠΑΙΘ «Άδειες εκπαιδευτικών Πρωτοβάθμιας και Δευτεροβάθμιας Εκπαίδευσης»</w:t>
+        <w:br/>
+        <w:t xml:space="preserve">4.</w:t>
       </w:r>
       <w:r>
         <w:rPr>
@@ -934,7 +940,11 @@
           <w:sz w:val="22"/>
           <w:szCs w:val="22"/>
         </w:rPr>
-        <w:t xml:space="preserve">. Φ.353.1/324/105657/Δ1/8−10−2002 απόφασης: Καθορισμός των ειδικότερων καθηκόντων και αρμοδιοτήτων των προϊσταμένων των περιφερειακών υπηρεσιών πρωτοβάθμιας και δευτεροβάθμιας εκπαίδευσης, των διευθυντών και υποδιευθυντών σχολικών μονάδων και ΣΕΚ και των συλλόγων διδασκόντων».                                                                   5. Το άρθρο 68 του Ν.4554/2018 (ΦΕΚ 130 τ.Α’/18-07-2018)                                                                                                         </w:t>
+        <w:t xml:space="preserve">. Φ.353.1/324/105657/Δ1/8−10−2002 απόφασης: Καθορισμός των ειδικότερων καθηκόντων και αρμοδιοτήτων των προϊσταμένων των περιφερειακών υπηρεσιών πρωτοβάθμιας και δευτεροβάθμιας εκπαίδευσης, των διευθυντών και υποδιευθυντών σχολικών μονάδων και ΣΕΚ και των συλλόγων διδασκόντων».</w:t>
+        <w:br/>
+        <w:t xml:space="preserve">5. Το άρθρο 68 του Ν.4554/2018 (ΦΕΚ 130 τ.Α’/18-07-2018)</w:t>
+        <w:br/>
+        <w:t xml:space="preserve"/>
       </w:r>
       <w:r>
         <w:rPr>
@@ -1191,7 +1201,7 @@
           <w:sz w:val="22"/>
           <w:szCs w:val="22"/>
         </w:rPr>
-        <w:t xml:space="preserve">{{ ston_stin }} κ. {{ onomateponymo }} του {{ patronymo }}, εκπαιδευτικό κλάδου {{ klados }}-{{ klados_perigrafi }} του {{ sxoleio_gen }}, με ΑΜ: {{ am }} ειδική άδεια αιμοδοσίας {{ imeres_olografos }} ({{ imeres_arithmitika }}) {{ imeres_lexi }} από {{ imerominia_apo }} έως {{ imerominia_eos }}</w:t>
+        <w:t xml:space="preserve">{{ ston_stin }} κ. {{ onomateponymo_ait }} του {{ patronymo }}, εκπαιδευτικό κλάδου {{ klados }}-{{ klados_perigrafi }} του {{ sxoleio_gen }}, με ΑΜ: {{ am }} ειδική άδεια αιμοδοσίας {{ imeres_olografos }} ({{ imeres_arithmitika }}) {{ imeres_lexi }} από {{ imerominia_apo }} έως {{ imerominia_eos }}</w:t>
       </w:r>
       <w:r>
         <w:rPr>
